--- a/docs/questions/qs-chainrule.docx
+++ b/docs/questions/qs-chainrule.docx
@@ -52,7 +52,7 @@
         </w:rPr>
         <w:t xml:space="preserve"> </w:t>
       </w:r>
-      <w:hyperlink r:id="rId20">
+      <w:hyperlink r:id="rId9">
         <w:r>
           <w:rPr>
             <w:rStyle w:val="Hyperlink"/>
@@ -113,31 +113,33 @@
           </m:rPr>
           <m:t>cos</m:t>
         </m:r>
-        <m:d>
-          <m:dPr>
-            <m:begChr m:val="("/>
-            <m:sepChr m:val=""/>
-            <m:endChr m:val=")"/>
-            <m:grow/>
-          </m:dPr>
-          <m:e>
-            <m:r>
-              <m:t>5</m:t>
-            </m:r>
-            <m:r>
-              <m:rPr>
-                <m:sty m:val="p"/>
-              </m:rPr>
-              <m:t>+</m:t>
-            </m:r>
-            <m:r>
-              <m:t>4</m:t>
-            </m:r>
-            <m:r>
-              <m:t>x</m:t>
-            </m:r>
-          </m:e>
-        </m:d>
+        <m:r>
+          <m:rPr>
+            <m:sty m:val="p"/>
+          </m:rPr>
+          <m:t>(</m:t>
+        </m:r>
+        <m:r>
+          <m:t>5</m:t>
+        </m:r>
+        <m:r>
+          <m:rPr>
+            <m:sty m:val="p"/>
+          </m:rPr>
+          <m:t>+</m:t>
+        </m:r>
+        <m:r>
+          <m:t>4</m:t>
+        </m:r>
+        <m:r>
+          <m:t>x</m:t>
+        </m:r>
+        <m:r>
+          <m:rPr>
+            <m:sty m:val="p"/>
+          </m:rPr>
+          <m:t>)</m:t>
+        </m:r>
       </m:oMath>
     </w:p>
     <w:p>
@@ -163,28 +165,30 @@
           </m:rPr>
           <m:t>cos</m:t>
         </m:r>
-        <m:d>
-          <m:dPr>
-            <m:begChr m:val="("/>
-            <m:sepChr m:val=""/>
-            <m:endChr m:val=")"/>
-            <m:grow/>
-          </m:dPr>
+        <m:r>
+          <m:rPr>
+            <m:sty m:val="p"/>
+          </m:rPr>
+          <m:t>(</m:t>
+        </m:r>
+        <m:sSup>
           <m:e>
-            <m:sSup>
-              <m:e>
-                <m:r>
-                  <m:t>x</m:t>
-                </m:r>
-              </m:e>
-              <m:sup>
-                <m:r>
-                  <m:t>2</m:t>
-                </m:r>
-              </m:sup>
-            </m:sSup>
+            <m:r>
+              <m:t>x</m:t>
+            </m:r>
           </m:e>
-        </m:d>
+          <m:sup>
+            <m:r>
+              <m:t>2</m:t>
+            </m:r>
+          </m:sup>
+        </m:sSup>
+        <m:r>
+          <m:rPr>
+            <m:sty m:val="p"/>
+          </m:rPr>
+          <m:t>)</m:t>
+        </m:r>
       </m:oMath>
     </w:p>
     <w:p>
@@ -250,40 +254,44 @@
         <m:r>
           <m:t>2</m:t>
         </m:r>
+        <m:r>
+          <m:rPr>
+            <m:sty m:val="p"/>
+          </m:rPr>
+          <m:t>(</m:t>
+        </m:r>
+        <m:r>
+          <m:rPr>
+            <m:sty m:val="p"/>
+          </m:rPr>
+          <m:t>sin</m:t>
+        </m:r>
+        <m:r>
+          <m:rPr>
+            <m:sty m:val="p"/>
+          </m:rPr>
+          <m:t>(</m:t>
+        </m:r>
+        <m:r>
+          <m:t>2</m:t>
+        </m:r>
+        <m:r>
+          <m:t>x</m:t>
+        </m:r>
+        <m:r>
+          <m:rPr>
+            <m:sty m:val="p"/>
+          </m:rPr>
+          <m:t>)</m:t>
+        </m:r>
         <m:sSup>
           <m:e>
-            <m:d>
-              <m:dPr>
-                <m:begChr m:val="("/>
-                <m:sepChr m:val=""/>
-                <m:endChr m:val=")"/>
-                <m:grow/>
-              </m:dPr>
-              <m:e>
-                <m:r>
-                  <m:rPr>
-                    <m:sty m:val="p"/>
-                  </m:rPr>
-                  <m:t>sin</m:t>
-                </m:r>
-                <m:d>
-                  <m:dPr>
-                    <m:begChr m:val="("/>
-                    <m:sepChr m:val=""/>
-                    <m:endChr m:val=")"/>
-                    <m:grow/>
-                  </m:dPr>
-                  <m:e>
-                    <m:r>
-                      <m:t>2</m:t>
-                    </m:r>
-                    <m:r>
-                      <m:t>x</m:t>
-                    </m:r>
-                  </m:e>
-                </m:d>
-              </m:e>
-            </m:d>
+            <m:r>
+              <m:rPr>
+                <m:sty m:val="p"/>
+              </m:rPr>
+              <m:t>)</m:t>
+            </m:r>
           </m:e>
           <m:sup>
             <m:r>
@@ -320,22 +328,24 @@
               </m:rPr>
               <m:t>sin</m:t>
             </m:r>
-            <m:d>
-              <m:dPr>
-                <m:begChr m:val="("/>
-                <m:sepChr m:val=""/>
-                <m:endChr m:val=")"/>
-                <m:grow/>
-              </m:dPr>
-              <m:e>
-                <m:r>
-                  <m:t>3</m:t>
-                </m:r>
-                <m:r>
-                  <m:t>x</m:t>
-                </m:r>
-              </m:e>
-            </m:d>
+            <m:r>
+              <m:rPr>
+                <m:sty m:val="p"/>
+              </m:rPr>
+              <m:t>(</m:t>
+            </m:r>
+            <m:r>
+              <m:t>3</m:t>
+            </m:r>
+            <m:r>
+              <m:t>x</m:t>
+            </m:r>
+            <m:r>
+              <m:rPr>
+                <m:sty m:val="p"/>
+              </m:rPr>
+              <m:t>)</m:t>
+            </m:r>
           </m:sup>
         </m:sSup>
       </m:oMath>
@@ -582,30 +592,32 @@
           </m:radPr>
           <m:deg/>
           <m:e>
+            <m:r>
+              <m:rPr>
+                <m:sty m:val="p"/>
+              </m:rPr>
+              <m:t>(</m:t>
+            </m:r>
+            <m:r>
+              <m:t>x</m:t>
+            </m:r>
+            <m:r>
+              <m:rPr>
+                <m:sty m:val="p"/>
+              </m:rPr>
+              <m:t>+</m:t>
+            </m:r>
+            <m:r>
+              <m:t>3</m:t>
+            </m:r>
             <m:sSup>
               <m:e>
-                <m:d>
-                  <m:dPr>
-                    <m:begChr m:val="("/>
-                    <m:sepChr m:val=""/>
-                    <m:endChr m:val=")"/>
-                    <m:grow/>
-                  </m:dPr>
-                  <m:e>
-                    <m:r>
-                      <m:t>x</m:t>
-                    </m:r>
-                    <m:r>
-                      <m:rPr>
-                        <m:sty m:val="p"/>
-                      </m:rPr>
-                      <m:t>+</m:t>
-                    </m:r>
-                    <m:r>
-                      <m:t>3</m:t>
-                    </m:r>
-                  </m:e>
-                </m:d>
+                <m:r>
+                  <m:rPr>
+                    <m:sty m:val="p"/>
+                  </m:rPr>
+                  <m:t>)</m:t>
+                </m:r>
               </m:e>
               <m:sup>
                 <m:r>
@@ -637,37 +649,39 @@
           </m:rPr>
           <m:t>ln</m:t>
         </m:r>
-        <m:d>
-          <m:dPr>
-            <m:begChr m:val="("/>
-            <m:sepChr m:val=""/>
-            <m:endChr m:val=")"/>
-            <m:grow/>
-          </m:dPr>
+        <m:r>
+          <m:rPr>
+            <m:sty m:val="p"/>
+          </m:rPr>
+          <m:t>(</m:t>
+        </m:r>
+        <m:sSup>
           <m:e>
-            <m:sSup>
-              <m:e>
-                <m:r>
-                  <m:t>x</m:t>
-                </m:r>
-              </m:e>
-              <m:sup>
-                <m:r>
-                  <m:t>2</m:t>
-                </m:r>
-              </m:sup>
-            </m:sSup>
-            <m:r>
-              <m:rPr>
-                <m:sty m:val="p"/>
-              </m:rPr>
-              <m:t>+</m:t>
-            </m:r>
-            <m:r>
-              <m:t>1</m:t>
+            <m:r>
+              <m:t>x</m:t>
             </m:r>
           </m:e>
-        </m:d>
+          <m:sup>
+            <m:r>
+              <m:t>2</m:t>
+            </m:r>
+          </m:sup>
+        </m:sSup>
+        <m:r>
+          <m:rPr>
+            <m:sty m:val="p"/>
+          </m:rPr>
+          <m:t>+</m:t>
+        </m:r>
+        <m:r>
+          <m:t>1</m:t>
+        </m:r>
+        <m:r>
+          <m:rPr>
+            <m:sty m:val="p"/>
+          </m:rPr>
+          <m:t>)</m:t>
+        </m:r>
       </m:oMath>
     </w:p>
     <w:p>
@@ -690,13 +704,62 @@
           </m:rPr>
           <m:t>ln</m:t>
         </m:r>
-        <m:d>
-          <m:dPr>
-            <m:begChr m:val="("/>
-            <m:sepChr m:val=""/>
-            <m:endChr m:val=")"/>
-            <m:grow/>
-          </m:dPr>
+        <m:r>
+          <m:rPr>
+            <m:sty m:val="p"/>
+          </m:rPr>
+          <m:t>(</m:t>
+        </m:r>
+        <m:r>
+          <m:rPr>
+            <m:sty m:val="p"/>
+          </m:rPr>
+          <m:t>cos</m:t>
+        </m:r>
+        <m:r>
+          <m:rPr>
+            <m:sty m:val="p"/>
+          </m:rPr>
+          <m:t>(</m:t>
+        </m:r>
+        <m:r>
+          <m:t>x</m:t>
+        </m:r>
+        <m:r>
+          <m:rPr>
+            <m:sty m:val="p"/>
+          </m:rPr>
+          <m:t>)</m:t>
+        </m:r>
+        <m:r>
+          <m:rPr>
+            <m:sty m:val="p"/>
+          </m:rPr>
+          <m:t>)</m:t>
+        </m:r>
+      </m:oMath>
+      <w:r>
+        <w:t xml:space="preserve">.</w:t>
+      </w:r>
+    </w:p>
+    <w:p>
+      <w:pPr>
+        <w:pStyle w:val="BodyText"/>
+      </w:pPr>
+      <w:r>
+        <w:t xml:space="preserve">1.13.</w:t>
+      </w:r>
+      <w:r>
+        <w:t xml:space="preserve"> </w:t>
+      </w:r>
+      <m:oMath>
+        <m:r>
+          <m:t> </m:t>
+        </m:r>
+        <m:r>
+          <m:t>2</m:t>
+        </m:r>
+        <m:sSup>
           <m:e>
             <m:r>
               <m:rPr>
@@ -704,21 +767,28 @@
               </m:rPr>
               <m:t>cos</m:t>
             </m:r>
-            <m:d>
-              <m:dPr>
-                <m:begChr m:val="("/>
-                <m:sepChr m:val=""/>
-                <m:endChr m:val=")"/>
-                <m:grow/>
-              </m:dPr>
-              <m:e>
-                <m:r>
-                  <m:t>x</m:t>
-                </m:r>
-              </m:e>
-            </m:d>
           </m:e>
-        </m:d>
+          <m:sup>
+            <m:r>
+              <m:t>2</m:t>
+            </m:r>
+          </m:sup>
+        </m:sSup>
+        <m:r>
+          <m:rPr>
+            <m:sty m:val="p"/>
+          </m:rPr>
+          <m:t>(</m:t>
+        </m:r>
+        <m:r>
+          <m:t>x</m:t>
+        </m:r>
+        <m:r>
+          <m:rPr>
+            <m:sty m:val="p"/>
+          </m:rPr>
+          <m:t>)</m:t>
+        </m:r>
       </m:oMath>
       <w:r>
         <w:t xml:space="preserve">.</w:t>
@@ -729,7 +799,7 @@
         <w:pStyle w:val="BodyText"/>
       </w:pPr>
       <w:r>
-        <w:t xml:space="preserve">1.13.</w:t>
+        <w:t xml:space="preserve">1.14.</w:t>
       </w:r>
       <w:r>
         <w:t xml:space="preserve"> </w:t>
@@ -740,6 +810,66 @@
         </m:r>
         <m:r>
           <m:t>2</m:t>
+        </m:r>
+        <m:r>
+          <m:rPr>
+            <m:sty m:val="p"/>
+          </m:rPr>
+          <m:t>(</m:t>
+        </m:r>
+        <m:sSup>
+          <m:e>
+            <m:r>
+              <m:t>x</m:t>
+            </m:r>
+          </m:e>
+          <m:sup>
+            <m:r>
+              <m:t>3</m:t>
+            </m:r>
+          </m:sup>
+        </m:sSup>
+        <m:r>
+          <m:rPr>
+            <m:sty m:val="p"/>
+          </m:rPr>
+          <m:t>+</m:t>
+        </m:r>
+        <m:r>
+          <m:t>5</m:t>
+        </m:r>
+        <m:sSup>
+          <m:e>
+            <m:r>
+              <m:t>x</m:t>
+            </m:r>
+          </m:e>
+          <m:sup>
+            <m:r>
+              <m:t>2</m:t>
+            </m:r>
+          </m:sup>
+        </m:sSup>
+        <m:r>
+          <m:rPr>
+            <m:sty m:val="p"/>
+          </m:rPr>
+          <m:t>+</m:t>
+        </m:r>
+        <m:r>
+          <m:t>13</m:t>
+        </m:r>
+        <m:r>
+          <m:t>x</m:t>
+        </m:r>
+        <m:r>
+          <m:rPr>
+            <m:sty m:val="p"/>
+          </m:rPr>
+          <m:t>−</m:t>
+        </m:r>
+        <m:r>
+          <m:t>1</m:t>
         </m:r>
         <m:sSup>
           <m:e>
@@ -747,116 +877,8 @@
               <m:rPr>
                 <m:sty m:val="p"/>
               </m:rPr>
-              <m:t>cos</m:t>
-            </m:r>
-          </m:e>
-          <m:sup>
-            <m:r>
-              <m:t>2</m:t>
-            </m:r>
-          </m:sup>
-        </m:sSup>
-        <m:d>
-          <m:dPr>
-            <m:begChr m:val="("/>
-            <m:sepChr m:val=""/>
-            <m:endChr m:val=")"/>
-            <m:grow/>
-          </m:dPr>
-          <m:e>
-            <m:r>
-              <m:t>x</m:t>
-            </m:r>
-          </m:e>
-        </m:d>
-      </m:oMath>
-      <w:r>
-        <w:t xml:space="preserve">.</w:t>
-      </w:r>
-    </w:p>
-    <w:p>
-      <w:pPr>
-        <w:pStyle w:val="BodyText"/>
-      </w:pPr>
-      <w:r>
-        <w:t xml:space="preserve">1.14.</w:t>
-      </w:r>
-      <w:r>
-        <w:t xml:space="preserve"> </w:t>
-      </w:r>
-      <m:oMath>
-        <m:r>
-          <m:t> </m:t>
-        </m:r>
-        <m:r>
-          <m:t>2</m:t>
-        </m:r>
-        <m:sSup>
-          <m:e>
-            <m:d>
-              <m:dPr>
-                <m:begChr m:val="("/>
-                <m:sepChr m:val=""/>
-                <m:endChr m:val=")"/>
-                <m:grow/>
-              </m:dPr>
-              <m:e>
-                <m:sSup>
-                  <m:e>
-                    <m:r>
-                      <m:t>x</m:t>
-                    </m:r>
-                  </m:e>
-                  <m:sup>
-                    <m:r>
-                      <m:t>3</m:t>
-                    </m:r>
-                  </m:sup>
-                </m:sSup>
-                <m:r>
-                  <m:rPr>
-                    <m:sty m:val="p"/>
-                  </m:rPr>
-                  <m:t>+</m:t>
-                </m:r>
-                <m:r>
-                  <m:t>5</m:t>
-                </m:r>
-                <m:sSup>
-                  <m:e>
-                    <m:r>
-                      <m:t>x</m:t>
-                    </m:r>
-                  </m:e>
-                  <m:sup>
-                    <m:r>
-                      <m:t>2</m:t>
-                    </m:r>
-                  </m:sup>
-                </m:sSup>
-                <m:r>
-                  <m:rPr>
-                    <m:sty m:val="p"/>
-                  </m:rPr>
-                  <m:t>+</m:t>
-                </m:r>
-                <m:r>
-                  <m:t>13</m:t>
-                </m:r>
-                <m:r>
-                  <m:t>x</m:t>
-                </m:r>
-                <m:r>
-                  <m:rPr>
-                    <m:sty m:val="p"/>
-                  </m:rPr>
-                  <m:t>−</m:t>
-                </m:r>
-                <m:r>
-                  <m:t>1</m:t>
-                </m:r>
-              </m:e>
-            </m:d>
+              <m:t>)</m:t>
+            </m:r>
           </m:e>
           <m:sup>
             <m:r>
@@ -934,46 +956,48 @@
           </m:rPr>
           <m:t>cos</m:t>
         </m:r>
-        <m:d>
-          <m:dPr>
-            <m:begChr m:val="("/>
-            <m:sepChr m:val=""/>
-            <m:endChr m:val=")"/>
-            <m:grow/>
-          </m:dPr>
+        <m:r>
+          <m:rPr>
+            <m:sty m:val="p"/>
+          </m:rPr>
+          <m:t>(</m:t>
+        </m:r>
+        <m:r>
+          <m:t>5</m:t>
+        </m:r>
+        <m:sSup>
           <m:e>
             <m:r>
-              <m:t>5</m:t>
-            </m:r>
-            <m:sSup>
-              <m:e>
-                <m:r>
-                  <m:t>x</m:t>
-                </m:r>
-              </m:e>
-              <m:sup>
-                <m:r>
-                  <m:rPr>
-                    <m:sty m:val="p"/>
-                  </m:rPr>
-                  <m:t>−</m:t>
-                </m:r>
-                <m:r>
-                  <m:t>1</m:t>
-                </m:r>
-                <m:r>
-                  <m:rPr>
-                    <m:sty m:val="p"/>
-                  </m:rPr>
-                  <m:t>/</m:t>
-                </m:r>
-                <m:r>
-                  <m:t>2</m:t>
-                </m:r>
-              </m:sup>
-            </m:sSup>
+              <m:t>x</m:t>
+            </m:r>
           </m:e>
-        </m:d>
+          <m:sup>
+            <m:r>
+              <m:rPr>
+                <m:sty m:val="p"/>
+              </m:rPr>
+              <m:t>−</m:t>
+            </m:r>
+            <m:r>
+              <m:t>1</m:t>
+            </m:r>
+            <m:r>
+              <m:rPr>
+                <m:sty m:val="p"/>
+              </m:rPr>
+              <m:t>/</m:t>
+            </m:r>
+            <m:r>
+              <m:t>2</m:t>
+            </m:r>
+          </m:sup>
+        </m:sSup>
+        <m:r>
+          <m:rPr>
+            <m:sty m:val="p"/>
+          </m:rPr>
+          <m:t>)</m:t>
+        </m:r>
       </m:oMath>
       <w:r>
         <w:t xml:space="preserve">. changed</w:t>
@@ -1060,28 +1084,30 @@
           </m:rPr>
           <m:t>sin</m:t>
         </m:r>
-        <m:d>
-          <m:dPr>
-            <m:begChr m:val="("/>
-            <m:sepChr m:val=""/>
-            <m:endChr m:val=")"/>
-            <m:grow/>
-          </m:dPr>
+        <m:r>
+          <m:rPr>
+            <m:sty m:val="p"/>
+          </m:rPr>
+          <m:t>(</m:t>
+        </m:r>
+        <m:sSup>
           <m:e>
-            <m:sSup>
-              <m:e>
-                <m:r>
-                  <m:t>e</m:t>
-                </m:r>
-              </m:e>
-              <m:sup>
-                <m:r>
-                  <m:t>x</m:t>
-                </m:r>
-              </m:sup>
-            </m:sSup>
+            <m:r>
+              <m:t>e</m:t>
+            </m:r>
           </m:e>
-        </m:d>
+          <m:sup>
+            <m:r>
+              <m:t>x</m:t>
+            </m:r>
+          </m:sup>
+        </m:sSup>
+        <m:r>
+          <m:rPr>
+            <m:sty m:val="p"/>
+          </m:rPr>
+          <m:t>)</m:t>
+        </m:r>
       </m:oMath>
     </w:p>
     <w:p>
@@ -1104,46 +1130,48 @@
           </m:rPr>
           <m:t>cos</m:t>
         </m:r>
-        <m:d>
-          <m:dPr>
-            <m:begChr m:val="("/>
-            <m:sepChr m:val=""/>
-            <m:endChr m:val=")"/>
-            <m:grow/>
-          </m:dPr>
+        <m:r>
+          <m:rPr>
+            <m:sty m:val="p"/>
+          </m:rPr>
+          <m:t>(</m:t>
+        </m:r>
+        <m:sSup>
           <m:e>
-            <m:sSup>
-              <m:e>
-                <m:r>
-                  <m:t>e</m:t>
-                </m:r>
-              </m:e>
-              <m:sup>
-                <m:r>
-                  <m:rPr>
-                    <m:sty m:val="p"/>
-                  </m:rPr>
-                  <m:t>−</m:t>
-                </m:r>
-                <m:r>
-                  <m:t>2</m:t>
-                </m:r>
-                <m:r>
-                  <m:t>x</m:t>
-                </m:r>
-              </m:sup>
-            </m:sSup>
+            <m:r>
+              <m:t>e</m:t>
+            </m:r>
+          </m:e>
+          <m:sup>
             <m:r>
               <m:rPr>
                 <m:sty m:val="p"/>
               </m:rPr>
-              <m:t>+</m:t>
-            </m:r>
-            <m:r>
-              <m:t>5</m:t>
-            </m:r>
-          </m:e>
-        </m:d>
+              <m:t>−</m:t>
+            </m:r>
+            <m:r>
+              <m:t>2</m:t>
+            </m:r>
+            <m:r>
+              <m:t>x</m:t>
+            </m:r>
+          </m:sup>
+        </m:sSup>
+        <m:r>
+          <m:rPr>
+            <m:sty m:val="p"/>
+          </m:rPr>
+          <m:t>+</m:t>
+        </m:r>
+        <m:r>
+          <m:t>5</m:t>
+        </m:r>
+        <m:r>
+          <m:rPr>
+            <m:sty m:val="p"/>
+          </m:rPr>
+          <m:t>)</m:t>
+        </m:r>
       </m:oMath>
     </w:p>
     <w:p>
@@ -1166,56 +1194,60 @@
           </m:rPr>
           <m:t>ln</m:t>
         </m:r>
-        <m:d>
-          <m:dPr>
-            <m:begChr m:val="("/>
-            <m:sepChr m:val=""/>
-            <m:endChr m:val=")"/>
-            <m:grow/>
-          </m:dPr>
+        <m:r>
+          <m:rPr>
+            <m:sty m:val="p"/>
+          </m:rPr>
+          <m:t>(</m:t>
+        </m:r>
+        <m:r>
+          <m:t>3</m:t>
+        </m:r>
+        <m:sSup>
           <m:e>
             <m:r>
+              <m:t>x</m:t>
+            </m:r>
+          </m:e>
+          <m:sup>
+            <m:r>
               <m:t>3</m:t>
             </m:r>
-            <m:sSup>
-              <m:e>
-                <m:r>
-                  <m:t>x</m:t>
-                </m:r>
-              </m:e>
-              <m:sup>
-                <m:r>
-                  <m:t>3</m:t>
-                </m:r>
-              </m:sup>
-            </m:sSup>
-            <m:r>
-              <m:rPr>
-                <m:sty m:val="p"/>
-              </m:rPr>
-              <m:t>+</m:t>
-            </m:r>
-            <m:r>
-              <m:rPr>
-                <m:sty m:val="p"/>
-              </m:rPr>
-              <m:t>sin</m:t>
-            </m:r>
-            <m:d>
-              <m:dPr>
-                <m:begChr m:val="("/>
-                <m:sepChr m:val=""/>
-                <m:endChr m:val=")"/>
-                <m:grow/>
-              </m:dPr>
-              <m:e>
-                <m:r>
-                  <m:t>x</m:t>
-                </m:r>
-              </m:e>
-            </m:d>
-          </m:e>
-        </m:d>
+          </m:sup>
+        </m:sSup>
+        <m:r>
+          <m:rPr>
+            <m:sty m:val="p"/>
+          </m:rPr>
+          <m:t>+</m:t>
+        </m:r>
+        <m:r>
+          <m:rPr>
+            <m:sty m:val="p"/>
+          </m:rPr>
+          <m:t>sin</m:t>
+        </m:r>
+        <m:r>
+          <m:rPr>
+            <m:sty m:val="p"/>
+          </m:rPr>
+          <m:t>(</m:t>
+        </m:r>
+        <m:r>
+          <m:t>x</m:t>
+        </m:r>
+        <m:r>
+          <m:rPr>
+            <m:sty m:val="p"/>
+          </m:rPr>
+          <m:t>)</m:t>
+        </m:r>
+        <m:r>
+          <m:rPr>
+            <m:sty m:val="p"/>
+          </m:rPr>
+          <m:t>)</m:t>
+        </m:r>
       </m:oMath>
     </w:p>
     <w:p>
@@ -1229,7 +1261,7 @@
       <w:pPr>
         <w:pStyle w:val="FirstParagraph"/>
       </w:pPr>
-      <w:hyperlink r:id="rId21">
+      <w:hyperlink r:id="rId10">
         <w:r>
           <w:rPr>
             <w:rStyle w:val="Hyperlink"/>
@@ -1245,7 +1277,7 @@
         </w:pict>
       </w:r>
     </w:p>
-    <w:bookmarkStart w:id="23" w:name="version-history-and-licensing"/>
+    <w:bookmarkStart w:id="12" w:name="version-history-and-licensing"/>
     <w:p>
       <w:pPr>
         <w:pStyle w:val="Heading2"/>
@@ -1266,7 +1298,7 @@
       <w:pPr>
         <w:pStyle w:val="BodyText"/>
       </w:pPr>
-      <w:hyperlink r:id="rId22">
+      <w:hyperlink r:id="rId11">
         <w:r>
           <w:rPr>
             <w:rStyle w:val="Hyperlink"/>
@@ -1275,7 +1307,7 @@
         </w:r>
       </w:hyperlink>
     </w:p>
-    <w:bookmarkEnd w:id="23"/>
+    <w:bookmarkEnd w:id="12"/>
     <w:sectPr>
       <w:pgSz w:h="15840" w:w="12240"/>
       <w:pgMar w:bottom="1440" w:footer="720" w:gutter="0" w:header="720" w:left="1440" w:right="1440" w:top="1440"/>
